--- a/papers/数字共产主义假说（初稿）.docx
+++ b/papers/数字共产主义假说（初稿）.docx
@@ -86,7 +86,7 @@
           <w:sz w:val="24"/>
           <w:szCs w:val="24"/>
         </w:rPr>
-        <w:t>发布者：金智辉</w:t>
+        <w:t>发布者：莫名心</w:t>
       </w:r>
     </w:p>
     <w:p>
@@ -645,7 +645,7 @@
           <w:sz w:val="24"/>
           <w:szCs w:val="24"/>
         </w:rPr>
-        <w:t>对应现实：金智辉的投稿、脑检、论文发布、社区上岗、时间线公示。</w:t>
+        <w:t>对应现实：莫名心的投稿、脑检、论文发布、社区上岗、时间线公示。</w:t>
       </w:r>
     </w:p>
     <w:p>
@@ -971,7 +971,7 @@
           <w:sz w:val="24"/>
           <w:szCs w:val="24"/>
         </w:rPr>
-        <w:t>五、案例验证：以金智辉为初始样本</w:t>
+        <w:t>五、案例验证：以莫名心为初始样本</w:t>
       </w:r>
     </w:p>
     <w:p>
@@ -1358,7 +1358,7 @@
           <w:sz w:val="24"/>
           <w:szCs w:val="24"/>
         </w:rPr>
-        <w:t>该假说已在金智辉的个人行动轨迹中完成初步实测，尚需更多参与者与更完善的制度设计。</w:t>
+        <w:t>该假说已在莫名心的个人行动轨迹中完成初步实测，尚需更多参与者与更完善的制度设计。</w:t>
       </w:r>
     </w:p>
     <w:p>
@@ -1539,7 +1539,7 @@
           <w:sz w:val="24"/>
           <w:szCs w:val="24"/>
         </w:rPr>
-        <w:t>假说作者：金智辉</w:t>
+        <w:t>假说作者：莫名心</w:t>
       </w:r>
     </w:p>
     <w:p>
